--- a/Primer Avance Proyecto.docx
+++ b/Primer Avance Proyecto.docx
@@ -420,6 +420,457 @@
           <w:rFonts w:ascii="Times New Roman" w:hAnsi="Times New Roman" w:cs="Times New Roman"/>
         </w:rPr>
       </w:pPr>
+    </w:p>
+    <w:sdt>
+      <w:sdtPr>
+        <w:rPr>
+          <w:lang w:val="es-ES"/>
+        </w:rPr>
+        <w:id w:val="-773012205"/>
+        <w:docPartObj>
+          <w:docPartGallery w:val="Table of Contents"/>
+          <w:docPartUnique/>
+        </w:docPartObj>
+      </w:sdtPr>
+      <w:sdtEndPr>
+        <w:rPr>
+          <w:rFonts w:asciiTheme="minorHAnsi" w:eastAsiaTheme="minorHAnsi" w:hAnsiTheme="minorHAnsi" w:cstheme="minorBidi"/>
+          <w:b/>
+          <w:bCs/>
+          <w:color w:val="auto"/>
+          <w:kern w:val="2"/>
+          <w:sz w:val="24"/>
+          <w:szCs w:val="24"/>
+          <w:lang w:eastAsia="en-US"/>
+          <w14:ligatures w14:val="standardContextual"/>
+        </w:rPr>
+      </w:sdtEndPr>
+      <w:sdtContent>
+        <w:p>
+          <w:pPr>
+            <w:pStyle w:val="TtuloTDC"/>
+            <w:rPr>
+              <w:color w:val="auto"/>
+            </w:rPr>
+          </w:pPr>
+          <w:r>
+            <w:rPr>
+              <w:color w:val="auto"/>
+              <w:lang w:val="es-ES"/>
+            </w:rPr>
+            <w:t>Contenido</w:t>
+          </w:r>
+        </w:p>
+        <w:p>
+          <w:pPr>
+            <w:pStyle w:val="TDC1"/>
+            <w:tabs>
+              <w:tab w:val="right" w:leader="dot" w:pos="8828"/>
+            </w:tabs>
+            <w:rPr>
+              <w:noProof/>
+            </w:rPr>
+          </w:pPr>
+          <w:r>
+            <w:fldChar w:fldCharType="begin"/>
+          </w:r>
+          <w:r>
+            <w:instrText xml:space="preserve"> TOC \o "1-3" \h \z \u </w:instrText>
+          </w:r>
+          <w:r>
+            <w:fldChar w:fldCharType="separate"/>
+          </w:r>
+          <w:hyperlink w:anchor="_Toc239086245" w:history="1">
+            <w:r>
+              <w:rPr>
+                <w:rStyle w:val="Hipervnculo"/>
+                <w:rFonts w:ascii="Times New Roman" w:hAnsi="Times New Roman" w:cs="Times New Roman"/>
+                <w:noProof/>
+              </w:rPr>
+              <w:t>OBJETIVOS</w:t>
+            </w:r>
+            <w:r>
+              <w:rPr>
+                <w:noProof/>
+                <w:webHidden/>
+              </w:rPr>
+              <w:tab/>
+            </w:r>
+            <w:r>
+              <w:rPr>
+                <w:noProof/>
+                <w:webHidden/>
+              </w:rPr>
+              <w:fldChar w:fldCharType="begin"/>
+            </w:r>
+            <w:r>
+              <w:rPr>
+                <w:noProof/>
+                <w:webHidden/>
+              </w:rPr>
+              <w:instrText xml:space="preserve"> PAGEREF _Toc239086245 \h </w:instrText>
+            </w:r>
+            <w:r>
+              <w:rPr>
+                <w:noProof/>
+                <w:webHidden/>
+              </w:rPr>
+            </w:r>
+            <w:r>
+              <w:rPr>
+                <w:noProof/>
+                <w:webHidden/>
+              </w:rPr>
+              <w:fldChar w:fldCharType="separate"/>
+            </w:r>
+            <w:r>
+              <w:rPr>
+                <w:noProof/>
+                <w:webHidden/>
+              </w:rPr>
+              <w:t>4</w:t>
+            </w:r>
+            <w:r>
+              <w:rPr>
+                <w:noProof/>
+                <w:webHidden/>
+              </w:rPr>
+              <w:fldChar w:fldCharType="end"/>
+            </w:r>
+          </w:hyperlink>
+        </w:p>
+        <w:p>
+          <w:pPr>
+            <w:pStyle w:val="TDC2"/>
+            <w:tabs>
+              <w:tab w:val="right" w:leader="dot" w:pos="8828"/>
+            </w:tabs>
+            <w:rPr>
+              <w:noProof/>
+            </w:rPr>
+          </w:pPr>
+          <w:hyperlink w:anchor="_Toc239086246" w:history="1">
+            <w:r>
+              <w:rPr>
+                <w:rStyle w:val="Hipervnculo"/>
+                <w:rFonts w:ascii="Times New Roman" w:hAnsi="Times New Roman" w:cs="Times New Roman"/>
+                <w:noProof/>
+              </w:rPr>
+              <w:t>Objetivo General:</w:t>
+            </w:r>
+            <w:r>
+              <w:rPr>
+                <w:noProof/>
+                <w:webHidden/>
+              </w:rPr>
+              <w:tab/>
+            </w:r>
+            <w:r>
+              <w:rPr>
+                <w:noProof/>
+                <w:webHidden/>
+              </w:rPr>
+              <w:fldChar w:fldCharType="begin"/>
+            </w:r>
+            <w:r>
+              <w:rPr>
+                <w:noProof/>
+                <w:webHidden/>
+              </w:rPr>
+              <w:instrText xml:space="preserve"> PAGEREF _Toc239086246 \h </w:instrText>
+            </w:r>
+            <w:r>
+              <w:rPr>
+                <w:noProof/>
+                <w:webHidden/>
+              </w:rPr>
+            </w:r>
+            <w:r>
+              <w:rPr>
+                <w:noProof/>
+                <w:webHidden/>
+              </w:rPr>
+              <w:fldChar w:fldCharType="separate"/>
+            </w:r>
+            <w:r>
+              <w:rPr>
+                <w:noProof/>
+                <w:webHidden/>
+              </w:rPr>
+              <w:t>4</w:t>
+            </w:r>
+            <w:r>
+              <w:rPr>
+                <w:noProof/>
+                <w:webHidden/>
+              </w:rPr>
+              <w:fldChar w:fldCharType="end"/>
+            </w:r>
+          </w:hyperlink>
+        </w:p>
+        <w:p>
+          <w:pPr>
+            <w:pStyle w:val="TDC2"/>
+            <w:tabs>
+              <w:tab w:val="right" w:leader="dot" w:pos="8828"/>
+            </w:tabs>
+            <w:rPr>
+              <w:noProof/>
+            </w:rPr>
+          </w:pPr>
+          <w:hyperlink w:anchor="_Toc239086247" w:history="1">
+            <w:r>
+              <w:rPr>
+                <w:rStyle w:val="Hipervnculo"/>
+                <w:noProof/>
+              </w:rPr>
+              <w:t>Objetivos Específicos:</w:t>
+            </w:r>
+            <w:r>
+              <w:rPr>
+                <w:noProof/>
+                <w:webHidden/>
+              </w:rPr>
+              <w:tab/>
+            </w:r>
+            <w:r>
+              <w:rPr>
+                <w:noProof/>
+                <w:webHidden/>
+              </w:rPr>
+              <w:fldChar w:fldCharType="begin"/>
+            </w:r>
+            <w:r>
+              <w:rPr>
+                <w:noProof/>
+                <w:webHidden/>
+              </w:rPr>
+              <w:instrText xml:space="preserve"> PAGEREF _Toc239086247 \h </w:instrText>
+            </w:r>
+            <w:r>
+              <w:rPr>
+                <w:noProof/>
+                <w:webHidden/>
+              </w:rPr>
+            </w:r>
+            <w:r>
+              <w:rPr>
+                <w:noProof/>
+                <w:webHidden/>
+              </w:rPr>
+              <w:fldChar w:fldCharType="separate"/>
+            </w:r>
+            <w:r>
+              <w:rPr>
+                <w:noProof/>
+                <w:webHidden/>
+              </w:rPr>
+              <w:t>4</w:t>
+            </w:r>
+            <w:r>
+              <w:rPr>
+                <w:noProof/>
+                <w:webHidden/>
+              </w:rPr>
+              <w:fldChar w:fldCharType="end"/>
+            </w:r>
+          </w:hyperlink>
+        </w:p>
+        <w:p>
+          <w:r>
+            <w:rPr>
+              <w:b/>
+              <w:bCs/>
+              <w:lang w:val="es-ES"/>
+            </w:rPr>
+            <w:fldChar w:fldCharType="end"/>
+          </w:r>
+        </w:p>
+      </w:sdtContent>
+    </w:sdt>
+    <w:p>
+      <w:pPr>
+        <w:ind w:firstLine="708"/>
+        <w:rPr>
+          <w:rFonts w:ascii="Times New Roman" w:hAnsi="Times New Roman" w:cs="Times New Roman"/>
+        </w:rPr>
+      </w:pPr>
+    </w:p>
+    <w:p>
+      <w:pPr>
+        <w:ind w:firstLine="708"/>
+        <w:rPr>
+          <w:rFonts w:ascii="Times New Roman" w:hAnsi="Times New Roman" w:cs="Times New Roman"/>
+        </w:rPr>
+      </w:pPr>
+    </w:p>
+    <w:p>
+      <w:pPr>
+        <w:ind w:firstLine="708"/>
+        <w:rPr>
+          <w:rFonts w:ascii="Times New Roman" w:hAnsi="Times New Roman" w:cs="Times New Roman"/>
+        </w:rPr>
+      </w:pPr>
+    </w:p>
+    <w:p>
+      <w:pPr>
+        <w:ind w:firstLine="708"/>
+        <w:rPr>
+          <w:rFonts w:ascii="Times New Roman" w:hAnsi="Times New Roman" w:cs="Times New Roman"/>
+        </w:rPr>
+      </w:pPr>
+    </w:p>
+    <w:p>
+      <w:pPr>
+        <w:ind w:firstLine="708"/>
+        <w:rPr>
+          <w:rFonts w:ascii="Times New Roman" w:hAnsi="Times New Roman" w:cs="Times New Roman"/>
+        </w:rPr>
+      </w:pPr>
+    </w:p>
+    <w:p>
+      <w:pPr>
+        <w:ind w:firstLine="708"/>
+        <w:rPr>
+          <w:rFonts w:ascii="Times New Roman" w:hAnsi="Times New Roman" w:cs="Times New Roman"/>
+        </w:rPr>
+      </w:pPr>
+    </w:p>
+    <w:p>
+      <w:pPr>
+        <w:ind w:firstLine="708"/>
+        <w:rPr>
+          <w:rFonts w:ascii="Times New Roman" w:hAnsi="Times New Roman" w:cs="Times New Roman"/>
+        </w:rPr>
+      </w:pPr>
+    </w:p>
+    <w:p>
+      <w:pPr>
+        <w:ind w:firstLine="708"/>
+        <w:rPr>
+          <w:rFonts w:ascii="Times New Roman" w:hAnsi="Times New Roman" w:cs="Times New Roman"/>
+        </w:rPr>
+      </w:pPr>
+    </w:p>
+    <w:p>
+      <w:pPr>
+        <w:ind w:firstLine="708"/>
+        <w:rPr>
+          <w:rFonts w:ascii="Times New Roman" w:hAnsi="Times New Roman" w:cs="Times New Roman"/>
+        </w:rPr>
+      </w:pPr>
+    </w:p>
+    <w:p>
+      <w:pPr>
+        <w:ind w:firstLine="708"/>
+        <w:rPr>
+          <w:rFonts w:ascii="Times New Roman" w:hAnsi="Times New Roman" w:cs="Times New Roman"/>
+        </w:rPr>
+      </w:pPr>
+    </w:p>
+    <w:p>
+      <w:pPr>
+        <w:ind w:firstLine="708"/>
+        <w:rPr>
+          <w:rFonts w:ascii="Times New Roman" w:hAnsi="Times New Roman" w:cs="Times New Roman"/>
+        </w:rPr>
+      </w:pPr>
+    </w:p>
+    <w:p>
+      <w:pPr>
+        <w:ind w:firstLine="708"/>
+        <w:rPr>
+          <w:rFonts w:ascii="Times New Roman" w:hAnsi="Times New Roman" w:cs="Times New Roman"/>
+        </w:rPr>
+      </w:pPr>
+    </w:p>
+    <w:p>
+      <w:pPr>
+        <w:ind w:firstLine="708"/>
+        <w:rPr>
+          <w:rFonts w:ascii="Times New Roman" w:hAnsi="Times New Roman" w:cs="Times New Roman"/>
+        </w:rPr>
+      </w:pPr>
+    </w:p>
+    <w:p>
+      <w:pPr>
+        <w:ind w:firstLine="708"/>
+        <w:rPr>
+          <w:rFonts w:ascii="Times New Roman" w:hAnsi="Times New Roman" w:cs="Times New Roman"/>
+        </w:rPr>
+      </w:pPr>
+    </w:p>
+    <w:p>
+      <w:pPr>
+        <w:ind w:firstLine="708"/>
+        <w:rPr>
+          <w:rFonts w:ascii="Times New Roman" w:hAnsi="Times New Roman" w:cs="Times New Roman"/>
+        </w:rPr>
+      </w:pPr>
+    </w:p>
+    <w:p>
+      <w:pPr>
+        <w:ind w:firstLine="708"/>
+        <w:rPr>
+          <w:rFonts w:ascii="Times New Roman" w:hAnsi="Times New Roman" w:cs="Times New Roman"/>
+        </w:rPr>
+      </w:pPr>
+    </w:p>
+    <w:p>
+      <w:pPr>
+        <w:ind w:firstLine="708"/>
+        <w:rPr>
+          <w:rFonts w:ascii="Times New Roman" w:hAnsi="Times New Roman" w:cs="Times New Roman"/>
+        </w:rPr>
+      </w:pPr>
+    </w:p>
+    <w:p>
+      <w:pPr>
+        <w:ind w:firstLine="708"/>
+        <w:rPr>
+          <w:rFonts w:ascii="Times New Roman" w:hAnsi="Times New Roman" w:cs="Times New Roman"/>
+        </w:rPr>
+      </w:pPr>
+    </w:p>
+    <w:p>
+      <w:pPr>
+        <w:ind w:firstLine="708"/>
+        <w:rPr>
+          <w:rFonts w:ascii="Times New Roman" w:hAnsi="Times New Roman" w:cs="Times New Roman"/>
+        </w:rPr>
+      </w:pPr>
+    </w:p>
+    <w:p>
+      <w:pPr>
+        <w:ind w:firstLine="708"/>
+        <w:rPr>
+          <w:rFonts w:ascii="Times New Roman" w:hAnsi="Times New Roman" w:cs="Times New Roman"/>
+        </w:rPr>
+      </w:pPr>
+    </w:p>
+    <w:p>
+      <w:pPr>
+        <w:ind w:firstLine="708"/>
+        <w:rPr>
+          <w:rFonts w:ascii="Times New Roman" w:hAnsi="Times New Roman" w:cs="Times New Roman"/>
+        </w:rPr>
+      </w:pPr>
+    </w:p>
+    <w:p>
+      <w:pPr>
+        <w:rPr>
+          <w:rFonts w:ascii="Times New Roman" w:hAnsi="Times New Roman" w:cs="Times New Roman"/>
+        </w:rPr>
+      </w:pPr>
+    </w:p>
+    <w:p>
+      <w:pPr>
+        <w:spacing w:line="480" w:lineRule="auto"/>
+        <w:ind w:firstLine="708"/>
+        <w:rPr>
+          <w:rFonts w:ascii="Times New Roman" w:hAnsi="Times New Roman" w:cs="Times New Roman"/>
+        </w:rPr>
+      </w:pPr>
       <w:r>
         <w:rPr>
           <w:rFonts w:ascii="Times New Roman" w:hAnsi="Times New Roman" w:cs="Times New Roman"/>
@@ -489,6 +940,380 @@
         </w:rPr>
         <w:t>.</w:t>
       </w:r>
+    </w:p>
+    <w:p>
+      <w:pPr>
+        <w:spacing w:line="480" w:lineRule="auto"/>
+        <w:ind w:firstLine="708"/>
+        <w:rPr>
+          <w:rFonts w:ascii="Times New Roman" w:hAnsi="Times New Roman" w:cs="Times New Roman"/>
+        </w:rPr>
+      </w:pPr>
+    </w:p>
+    <w:p>
+      <w:pPr>
+        <w:spacing w:line="480" w:lineRule="auto"/>
+        <w:ind w:firstLine="708"/>
+        <w:rPr>
+          <w:rFonts w:ascii="Times New Roman" w:hAnsi="Times New Roman" w:cs="Times New Roman"/>
+        </w:rPr>
+      </w:pPr>
+    </w:p>
+    <w:p>
+      <w:pPr>
+        <w:spacing w:line="480" w:lineRule="auto"/>
+        <w:ind w:firstLine="708"/>
+        <w:rPr>
+          <w:rFonts w:ascii="Times New Roman" w:hAnsi="Times New Roman" w:cs="Times New Roman"/>
+        </w:rPr>
+      </w:pPr>
+    </w:p>
+    <w:p>
+      <w:pPr>
+        <w:spacing w:line="480" w:lineRule="auto"/>
+        <w:ind w:firstLine="708"/>
+        <w:rPr>
+          <w:rFonts w:ascii="Times New Roman" w:hAnsi="Times New Roman" w:cs="Times New Roman"/>
+        </w:rPr>
+      </w:pPr>
+    </w:p>
+    <w:p>
+      <w:pPr>
+        <w:spacing w:line="480" w:lineRule="auto"/>
+        <w:ind w:firstLine="708"/>
+        <w:rPr>
+          <w:rFonts w:ascii="Times New Roman" w:hAnsi="Times New Roman" w:cs="Times New Roman"/>
+        </w:rPr>
+      </w:pPr>
+    </w:p>
+    <w:p>
+      <w:pPr>
+        <w:spacing w:line="480" w:lineRule="auto"/>
+        <w:ind w:firstLine="708"/>
+        <w:rPr>
+          <w:rFonts w:ascii="Times New Roman" w:hAnsi="Times New Roman" w:cs="Times New Roman"/>
+        </w:rPr>
+      </w:pPr>
+    </w:p>
+    <w:p>
+      <w:pPr>
+        <w:spacing w:line="480" w:lineRule="auto"/>
+        <w:ind w:firstLine="708"/>
+        <w:rPr>
+          <w:rFonts w:ascii="Times New Roman" w:hAnsi="Times New Roman" w:cs="Times New Roman"/>
+        </w:rPr>
+      </w:pPr>
+    </w:p>
+    <w:p>
+      <w:pPr>
+        <w:spacing w:line="480" w:lineRule="auto"/>
+        <w:ind w:firstLine="708"/>
+        <w:rPr>
+          <w:rFonts w:ascii="Times New Roman" w:hAnsi="Times New Roman" w:cs="Times New Roman"/>
+        </w:rPr>
+      </w:pPr>
+    </w:p>
+    <w:p>
+      <w:pPr>
+        <w:spacing w:line="480" w:lineRule="auto"/>
+        <w:ind w:firstLine="708"/>
+        <w:rPr>
+          <w:rFonts w:ascii="Times New Roman" w:hAnsi="Times New Roman" w:cs="Times New Roman"/>
+        </w:rPr>
+      </w:pPr>
+    </w:p>
+    <w:p>
+      <w:pPr>
+        <w:spacing w:line="480" w:lineRule="auto"/>
+        <w:ind w:firstLine="708"/>
+        <w:rPr>
+          <w:rFonts w:ascii="Times New Roman" w:hAnsi="Times New Roman" w:cs="Times New Roman"/>
+        </w:rPr>
+      </w:pPr>
+    </w:p>
+    <w:p>
+      <w:pPr>
+        <w:spacing w:line="480" w:lineRule="auto"/>
+        <w:ind w:firstLine="708"/>
+        <w:rPr>
+          <w:rFonts w:ascii="Times New Roman" w:hAnsi="Times New Roman" w:cs="Times New Roman"/>
+        </w:rPr>
+      </w:pPr>
+    </w:p>
+    <w:p>
+      <w:pPr>
+        <w:spacing w:line="480" w:lineRule="auto"/>
+        <w:rPr>
+          <w:rFonts w:ascii="Times New Roman" w:hAnsi="Times New Roman" w:cs="Times New Roman"/>
+        </w:rPr>
+      </w:pPr>
+    </w:p>
+    <w:p>
+      <w:pPr>
+        <w:pStyle w:val="Ttulo1"/>
+        <w:spacing w:line="480" w:lineRule="auto"/>
+        <w:rPr>
+          <w:rFonts w:ascii="Times New Roman" w:hAnsi="Times New Roman" w:cs="Times New Roman"/>
+          <w:color w:val="auto"/>
+          <w:sz w:val="24"/>
+          <w:szCs w:val="24"/>
+        </w:rPr>
+      </w:pPr>
+      <w:bookmarkStart w:id="0" w:name="_Toc239086245"/>
+      <w:r>
+        <w:rPr>
+          <w:rFonts w:ascii="Times New Roman" w:hAnsi="Times New Roman" w:cs="Times New Roman"/>
+          <w:color w:val="auto"/>
+          <w:sz w:val="24"/>
+          <w:szCs w:val="24"/>
+        </w:rPr>
+        <w:lastRenderedPageBreak/>
+        <w:t>OBJETIVOS</w:t>
+      </w:r>
+      <w:bookmarkEnd w:id="0"/>
+    </w:p>
+    <w:p>
+      <w:pPr>
+        <w:pStyle w:val="Ttulo2"/>
+        <w:spacing w:line="480" w:lineRule="auto"/>
+        <w:rPr>
+          <w:rFonts w:ascii="Times New Roman" w:hAnsi="Times New Roman" w:cs="Times New Roman"/>
+          <w:color w:val="auto"/>
+          <w:sz w:val="24"/>
+          <w:szCs w:val="24"/>
+        </w:rPr>
+      </w:pPr>
+      <w:bookmarkStart w:id="1" w:name="_Toc239086246"/>
+      <w:r>
+        <w:rPr>
+          <w:rFonts w:ascii="Times New Roman" w:hAnsi="Times New Roman" w:cs="Times New Roman"/>
+          <w:color w:val="auto"/>
+          <w:sz w:val="24"/>
+          <w:szCs w:val="24"/>
+        </w:rPr>
+        <w:t>Objetivo General</w:t>
+      </w:r>
+      <w:r>
+        <w:rPr>
+          <w:rFonts w:ascii="Times New Roman" w:hAnsi="Times New Roman" w:cs="Times New Roman"/>
+          <w:color w:val="auto"/>
+          <w:sz w:val="24"/>
+          <w:szCs w:val="24"/>
+        </w:rPr>
+        <w:t>:</w:t>
+      </w:r>
+      <w:bookmarkEnd w:id="1"/>
+      <w:r>
+        <w:rPr>
+          <w:rFonts w:ascii="Times New Roman" w:hAnsi="Times New Roman" w:cs="Times New Roman"/>
+          <w:color w:val="auto"/>
+          <w:sz w:val="24"/>
+          <w:szCs w:val="24"/>
+        </w:rPr>
+        <w:t xml:space="preserve"> </w:t>
+      </w:r>
+    </w:p>
+    <w:p>
+      <w:pPr>
+        <w:spacing w:line="480" w:lineRule="auto"/>
+        <w:ind w:firstLine="708"/>
+        <w:rPr>
+          <w:rFonts w:ascii="Times New Roman" w:hAnsi="Times New Roman" w:cs="Times New Roman"/>
+        </w:rPr>
+      </w:pPr>
+      <w:r>
+        <w:rPr>
+          <w:rFonts w:ascii="Times New Roman" w:hAnsi="Times New Roman" w:cs="Times New Roman"/>
+        </w:rPr>
+        <w:t xml:space="preserve">Desarrollar un modelo de minería de datos integrado al Gemelo Digital de MIMETIC para detectar oportunamente patrones de riesgo en "sedentarios activos", transformando datos numéricos de </w:t>
+      </w:r>
+      <w:proofErr w:type="gramStart"/>
+      <w:r>
+        <w:rPr>
+          <w:rFonts w:ascii="Times New Roman" w:hAnsi="Times New Roman" w:cs="Times New Roman"/>
+          <w:i/>
+          <w:iCs/>
+        </w:rPr>
+        <w:t>wearables</w:t>
+      </w:r>
+      <w:proofErr w:type="gramEnd"/>
+      <w:r>
+        <w:rPr>
+          <w:rFonts w:ascii="Times New Roman" w:hAnsi="Times New Roman" w:cs="Times New Roman"/>
+        </w:rPr>
+        <w:t xml:space="preserve"> en etiquetas cualitativas para la emisión de alertas preventivas en tiempo real.</w:t>
+      </w:r>
+    </w:p>
+    <w:p>
+      <w:pPr>
+        <w:pStyle w:val="Ttulo2"/>
+        <w:spacing w:line="480" w:lineRule="auto"/>
+        <w:rPr>
+          <w:color w:val="auto"/>
+          <w:sz w:val="24"/>
+          <w:szCs w:val="24"/>
+        </w:rPr>
+      </w:pPr>
+      <w:bookmarkStart w:id="2" w:name="_Toc239086247"/>
+      <w:r>
+        <w:rPr>
+          <w:color w:val="auto"/>
+          <w:sz w:val="24"/>
+          <w:szCs w:val="24"/>
+        </w:rPr>
+        <w:t>Objetivos Específicos</w:t>
+      </w:r>
+      <w:r>
+        <w:rPr>
+          <w:color w:val="auto"/>
+          <w:sz w:val="24"/>
+          <w:szCs w:val="24"/>
+        </w:rPr>
+        <w:t>:</w:t>
+      </w:r>
+      <w:bookmarkEnd w:id="2"/>
+    </w:p>
+    <w:p>
+      <w:pPr>
+        <w:numPr>
+          <w:ilvl w:val="0"/>
+          <w:numId w:val="1"/>
+        </w:numPr>
+        <w:spacing w:line="480" w:lineRule="auto"/>
+        <w:rPr>
+          <w:rFonts w:ascii="Times New Roman" w:hAnsi="Times New Roman" w:cs="Times New Roman"/>
+        </w:rPr>
+      </w:pPr>
+      <w:r>
+        <w:rPr>
+          <w:rFonts w:ascii="Times New Roman" w:hAnsi="Times New Roman" w:cs="Times New Roman"/>
+          <w:b/>
+          <w:bCs/>
+        </w:rPr>
+        <w:t>Analizar y preparar la data:</w:t>
+      </w:r>
+      <w:r>
+        <w:rPr>
+          <w:rFonts w:ascii="Times New Roman" w:hAnsi="Times New Roman" w:cs="Times New Roman"/>
+        </w:rPr>
+        <w:t xml:space="preserve"> Extraer y transformar los datos crudos recolectados por sensores PPG y acelerómetros triaxiales (del </w:t>
+      </w:r>
+      <w:proofErr w:type="spellStart"/>
+      <w:r>
+        <w:rPr>
+          <w:rFonts w:ascii="Times New Roman" w:hAnsi="Times New Roman" w:cs="Times New Roman"/>
+        </w:rPr>
+        <w:t>dataset</w:t>
+      </w:r>
+      <w:proofErr w:type="spellEnd"/>
+      <w:r>
+        <w:rPr>
+          <w:rFonts w:ascii="Times New Roman" w:hAnsi="Times New Roman" w:cs="Times New Roman"/>
+        </w:rPr>
+        <w:t xml:space="preserve"> de Fitbit en </w:t>
+      </w:r>
+      <w:proofErr w:type="spellStart"/>
+      <w:r>
+        <w:rPr>
+          <w:rFonts w:ascii="Times New Roman" w:hAnsi="Times New Roman" w:cs="Times New Roman"/>
+        </w:rPr>
+        <w:t>Kaggle</w:t>
+      </w:r>
+      <w:proofErr w:type="spellEnd"/>
+      <w:r>
+        <w:rPr>
+          <w:rFonts w:ascii="Times New Roman" w:hAnsi="Times New Roman" w:cs="Times New Roman"/>
+        </w:rPr>
+        <w:t xml:space="preserve">), limpiando y categorizando variables clave como </w:t>
+      </w:r>
+      <w:proofErr w:type="spellStart"/>
+      <w:r>
+        <w:rPr>
+          <w:rFonts w:ascii="Times New Roman" w:hAnsi="Times New Roman" w:cs="Times New Roman"/>
+        </w:rPr>
+        <w:t>TotalSteps</w:t>
+      </w:r>
+      <w:proofErr w:type="spellEnd"/>
+      <w:r>
+        <w:rPr>
+          <w:rFonts w:ascii="Times New Roman" w:hAnsi="Times New Roman" w:cs="Times New Roman"/>
+        </w:rPr>
+        <w:t xml:space="preserve"> y </w:t>
+      </w:r>
+      <w:proofErr w:type="spellStart"/>
+      <w:r>
+        <w:rPr>
+          <w:rFonts w:ascii="Times New Roman" w:hAnsi="Times New Roman" w:cs="Times New Roman"/>
+        </w:rPr>
+        <w:t>SedentaryMinutes</w:t>
+      </w:r>
+      <w:proofErr w:type="spellEnd"/>
+      <w:r>
+        <w:rPr>
+          <w:rFonts w:ascii="Times New Roman" w:hAnsi="Times New Roman" w:cs="Times New Roman"/>
+        </w:rPr>
+        <w:t>.</w:t>
+      </w:r>
+    </w:p>
+    <w:p>
+      <w:pPr>
+        <w:numPr>
+          <w:ilvl w:val="0"/>
+          <w:numId w:val="1"/>
+        </w:numPr>
+        <w:spacing w:line="480" w:lineRule="auto"/>
+        <w:rPr>
+          <w:rFonts w:ascii="Times New Roman" w:hAnsi="Times New Roman" w:cs="Times New Roman"/>
+        </w:rPr>
+      </w:pPr>
+      <w:r>
+        <w:rPr>
+          <w:rFonts w:ascii="Times New Roman" w:hAnsi="Times New Roman" w:cs="Times New Roman"/>
+          <w:b/>
+          <w:bCs/>
+        </w:rPr>
+        <w:t>Identificar patrones y reglas:</w:t>
+      </w:r>
+      <w:r>
+        <w:rPr>
+          <w:rFonts w:ascii="Times New Roman" w:hAnsi="Times New Roman" w:cs="Times New Roman"/>
+        </w:rPr>
+        <w:t xml:space="preserve"> Aplicar técnicas de minería de datos (como reglas de asociación) para clasificar el comportamiento del usuario y detectar la coexistencia de metas de ejercicio con jornadas prolongadas de inmovilidad.</w:t>
+      </w:r>
+    </w:p>
+    <w:p>
+      <w:pPr>
+        <w:numPr>
+          <w:ilvl w:val="0"/>
+          <w:numId w:val="1"/>
+        </w:numPr>
+        <w:spacing w:line="480" w:lineRule="auto"/>
+        <w:rPr>
+          <w:rFonts w:ascii="Times New Roman" w:hAnsi="Times New Roman" w:cs="Times New Roman"/>
+        </w:rPr>
+      </w:pPr>
+      <w:r>
+        <w:rPr>
+          <w:rFonts w:ascii="Times New Roman" w:hAnsi="Times New Roman" w:cs="Times New Roman"/>
+          <w:b/>
+          <w:bCs/>
+        </w:rPr>
+        <w:t>Integrar alertas preventivas:</w:t>
+      </w:r>
+      <w:r>
+        <w:rPr>
+          <w:rFonts w:ascii="Times New Roman" w:hAnsi="Times New Roman" w:cs="Times New Roman"/>
+        </w:rPr>
+        <w:t xml:space="preserve"> Validar e integrar los resultados del modelo predictivo en la arquitectura del Gemelo Digital de MIMETIC para posibilitar la notificación automatizada de hábitos de riesgo en tiempo real.</w:t>
+      </w:r>
+    </w:p>
+    <w:p>
+      <w:pPr>
+        <w:spacing w:line="480" w:lineRule="auto"/>
+        <w:rPr>
+          <w:rFonts w:ascii="Times New Roman" w:hAnsi="Times New Roman" w:cs="Times New Roman"/>
+        </w:rPr>
+      </w:pPr>
     </w:p>
     <w:sectPr>
       <w:pgSz w:w="12240" w:h="15840"/>
@@ -498,6 +1323,163 @@
     </w:sectPr>
   </w:body>
 </w:document>
+</file>
+
+<file path=word/numbering.xml><?xml version="1.0" encoding="utf-8"?>
+<w:numbering xmlns:wpc="http://schemas.microsoft.com/office/word/2010/wordprocessingCanvas" xmlns:cx="http://schemas.microsoft.com/office/drawing/2014/chartex" xmlns:cx1="http://schemas.microsoft.com/office/drawing/2015/9/8/chartex" xmlns:cx2="http://schemas.microsoft.com/office/drawing/2015/10/21/chartex" xmlns:cx3="http://schemas.microsoft.com/office/drawing/2016/5/9/chartex" xmlns:cx4="http://schemas.microsoft.com/office/drawing/2016/5/10/chartex" xmlns:cx5="http://schemas.microsoft.com/office/drawing/2016/5/11/chartex" xmlns:cx6="http://schemas.microsoft.com/office/drawing/2016/5/12/chartex" xmlns:cx7="http://schemas.microsoft.com/office/drawing/2016/5/13/chartex" xmlns:cx8="http://schemas.microsoft.com/office/drawing/2016/5/14/chartex" xmlns:mc="http://schemas.openxmlformats.org/markup-compatibility/2006" xmlns:aink="http://schemas.microsoft.com/office/drawing/2016/ink" xmlns:am3d="http://schemas.microsoft.com/office/drawing/2017/model3d" xmlns:o="urn:schemas-microsoft-com:office:office" xmlns:oel="http://schemas.microsoft.com/office/2019/extlst" xmlns:r="http://schemas.openxmlformats.org/officeDocument/2006/relationships" xmlns:m="http://schemas.openxmlformats.org/officeDocument/2006/math" xmlns:v="urn:schemas-microsoft-com:vml" xmlns:wp14="http://schemas.microsoft.com/office/word/2010/wordprocessingDrawing" xmlns:wp="http://schemas.openxmlformats.org/drawingml/2006/wordprocessingDrawing" xmlns:w10="urn:schemas-microsoft-com:office:word" xmlns:w="http://schemas.openxmlformats.org/wordprocessingml/2006/main" xmlns:w14="http://schemas.microsoft.com/office/word/2010/wordml" xmlns:w15="http://schemas.microsoft.com/office/word/2012/wordml" xmlns:w16cex="http://schemas.microsoft.com/office/word/2018/wordml/cex" xmlns:w16cid="http://schemas.microsoft.com/office/word/2016/wordml/cid" xmlns:w16="http://schemas.microsoft.com/office/word/2018/wordml" xmlns:w16du="http://schemas.microsoft.com/office/word/2023/wordml/word16du" xmlns:w16sdtdh="http://schemas.microsoft.com/office/word/2020/wordml/sdtdatahash" xmlns:w16sdtfl="http://schemas.microsoft.com/office/word/2024/wordml/sdtformatlock" xmlns:w16se="http://schemas.microsoft.com/office/word/2015/wordml/symex" xmlns:wpg="http://schemas.microsoft.com/office/word/2010/wordprocessingGroup" xmlns:wpi="http://schemas.microsoft.com/office/word/2010/wordprocessingInk" xmlns:wne="http://schemas.microsoft.com/office/word/2006/wordml" xmlns:wps="http://schemas.microsoft.com/office/word/2010/wordprocessingShape" mc:Ignorable="w14 w15 w16se w16cid w16 w16cex w16sdtdh w16sdtfl w16du wp14">
+  <w:abstractNum w:abstractNumId="0" w15:restartNumberingAfterBreak="0">
+    <w:nsid w:val="60503AD6"/>
+    <w:multiLevelType w:val="multilevel"/>
+    <w:tmpl w:val="ED36D9D8"/>
+    <w:lvl w:ilvl="0">
+      <w:start w:val="1"/>
+      <w:numFmt w:val="bullet"/>
+      <w:lvlText w:val=""/>
+      <w:lvlJc w:val="left"/>
+      <w:pPr>
+        <w:tabs>
+          <w:tab w:val="num" w:pos="720"/>
+        </w:tabs>
+        <w:ind w:left="720" w:hanging="360"/>
+      </w:pPr>
+      <w:rPr>
+        <w:rFonts w:ascii="Symbol" w:hAnsi="Symbol" w:hint="default"/>
+        <w:sz w:val="20"/>
+      </w:rPr>
+    </w:lvl>
+    <w:lvl w:ilvl="1" w:tentative="1">
+      <w:start w:val="1"/>
+      <w:numFmt w:val="bullet"/>
+      <w:lvlText w:val="o"/>
+      <w:lvlJc w:val="left"/>
+      <w:pPr>
+        <w:tabs>
+          <w:tab w:val="num" w:pos="1440"/>
+        </w:tabs>
+        <w:ind w:left="1440" w:hanging="360"/>
+      </w:pPr>
+      <w:rPr>
+        <w:rFonts w:ascii="Courier New" w:hAnsi="Courier New" w:hint="default"/>
+        <w:sz w:val="20"/>
+      </w:rPr>
+    </w:lvl>
+    <w:lvl w:ilvl="2" w:tentative="1">
+      <w:start w:val="1"/>
+      <w:numFmt w:val="bullet"/>
+      <w:lvlText w:val=""/>
+      <w:lvlJc w:val="left"/>
+      <w:pPr>
+        <w:tabs>
+          <w:tab w:val="num" w:pos="2160"/>
+        </w:tabs>
+        <w:ind w:left="2160" w:hanging="360"/>
+      </w:pPr>
+      <w:rPr>
+        <w:rFonts w:ascii="Wingdings" w:hAnsi="Wingdings" w:hint="default"/>
+        <w:sz w:val="20"/>
+      </w:rPr>
+    </w:lvl>
+    <w:lvl w:ilvl="3" w:tentative="1">
+      <w:start w:val="1"/>
+      <w:numFmt w:val="bullet"/>
+      <w:lvlText w:val=""/>
+      <w:lvlJc w:val="left"/>
+      <w:pPr>
+        <w:tabs>
+          <w:tab w:val="num" w:pos="2880"/>
+        </w:tabs>
+        <w:ind w:left="2880" w:hanging="360"/>
+      </w:pPr>
+      <w:rPr>
+        <w:rFonts w:ascii="Wingdings" w:hAnsi="Wingdings" w:hint="default"/>
+        <w:sz w:val="20"/>
+      </w:rPr>
+    </w:lvl>
+    <w:lvl w:ilvl="4" w:tentative="1">
+      <w:start w:val="1"/>
+      <w:numFmt w:val="bullet"/>
+      <w:lvlText w:val=""/>
+      <w:lvlJc w:val="left"/>
+      <w:pPr>
+        <w:tabs>
+          <w:tab w:val="num" w:pos="3600"/>
+        </w:tabs>
+        <w:ind w:left="3600" w:hanging="360"/>
+      </w:pPr>
+      <w:rPr>
+        <w:rFonts w:ascii="Wingdings" w:hAnsi="Wingdings" w:hint="default"/>
+        <w:sz w:val="20"/>
+      </w:rPr>
+    </w:lvl>
+    <w:lvl w:ilvl="5" w:tentative="1">
+      <w:start w:val="1"/>
+      <w:numFmt w:val="bullet"/>
+      <w:lvlText w:val=""/>
+      <w:lvlJc w:val="left"/>
+      <w:pPr>
+        <w:tabs>
+          <w:tab w:val="num" w:pos="4320"/>
+        </w:tabs>
+        <w:ind w:left="4320" w:hanging="360"/>
+      </w:pPr>
+      <w:rPr>
+        <w:rFonts w:ascii="Wingdings" w:hAnsi="Wingdings" w:hint="default"/>
+        <w:sz w:val="20"/>
+      </w:rPr>
+    </w:lvl>
+    <w:lvl w:ilvl="6" w:tentative="1">
+      <w:start w:val="1"/>
+      <w:numFmt w:val="bullet"/>
+      <w:lvlText w:val=""/>
+      <w:lvlJc w:val="left"/>
+      <w:pPr>
+        <w:tabs>
+          <w:tab w:val="num" w:pos="5040"/>
+        </w:tabs>
+        <w:ind w:left="5040" w:hanging="360"/>
+      </w:pPr>
+      <w:rPr>
+        <w:rFonts w:ascii="Wingdings" w:hAnsi="Wingdings" w:hint="default"/>
+        <w:sz w:val="20"/>
+      </w:rPr>
+    </w:lvl>
+    <w:lvl w:ilvl="7" w:tentative="1">
+      <w:start w:val="1"/>
+      <w:numFmt w:val="bullet"/>
+      <w:lvlText w:val=""/>
+      <w:lvlJc w:val="left"/>
+      <w:pPr>
+        <w:tabs>
+          <w:tab w:val="num" w:pos="5760"/>
+        </w:tabs>
+        <w:ind w:left="5760" w:hanging="360"/>
+      </w:pPr>
+      <w:rPr>
+        <w:rFonts w:ascii="Wingdings" w:hAnsi="Wingdings" w:hint="default"/>
+        <w:sz w:val="20"/>
+      </w:rPr>
+    </w:lvl>
+    <w:lvl w:ilvl="8" w:tentative="1">
+      <w:start w:val="1"/>
+      <w:numFmt w:val="bullet"/>
+      <w:lvlText w:val=""/>
+      <w:lvlJc w:val="left"/>
+      <w:pPr>
+        <w:tabs>
+          <w:tab w:val="num" w:pos="6480"/>
+        </w:tabs>
+        <w:ind w:left="6480" w:hanging="360"/>
+      </w:pPr>
+      <w:rPr>
+        <w:rFonts w:ascii="Wingdings" w:hAnsi="Wingdings" w:hint="default"/>
+        <w:sz w:val="20"/>
+      </w:rPr>
+    </w:lvl>
+  </w:abstractNum>
+  <w:num w:numId="1" w16cid:durableId="1691252367">
+    <w:abstractNumId w:val="0"/>
+  </w:num>
+</w:numbering>
 </file>
 
 <file path=word/styles.xml><?xml version="1.0" encoding="utf-8"?>
@@ -928,7 +1910,6 @@
     <w:next w:val="Normal"/>
     <w:link w:val="Ttulo2Car"/>
     <w:uiPriority w:val="9"/>
-    <w:semiHidden/>
     <w:unhideWhenUsed/>
     <w:qFormat/>
     <w:rsid w:val="00D34261"/>
@@ -1103,7 +2084,6 @@
   <w:style w:type="character" w:default="1" w:styleId="Fuentedeprrafopredeter">
     <w:name w:val="Default Paragraph Font"/>
     <w:uiPriority w:val="1"/>
-    <w:semiHidden/>
     <w:unhideWhenUsed/>
   </w:style>
   <w:style w:type="table" w:default="1" w:styleId="Tablanormal">
@@ -1145,7 +2125,6 @@
     <w:basedOn w:val="Fuentedeprrafopredeter"/>
     <w:link w:val="Ttulo2"/>
     <w:uiPriority w:val="9"/>
-    <w:semiHidden/>
     <w:rsid w:val="00D34261"/>
     <w:rPr>
       <w:rFonts w:asciiTheme="majorHAnsi" w:eastAsiaTheme="majorEastAsia" w:hAnsiTheme="majorHAnsi" w:cstheme="majorBidi"/>
@@ -1439,6 +2418,51 @@
       <w:color w:val="605E5C"/>
       <w:shd w:val="clear" w:color="auto" w:fill="E1DFDD"/>
     </w:rPr>
+  </w:style>
+  <w:style w:type="paragraph" w:styleId="TtuloTDC">
+    <w:name w:val="TOC Heading"/>
+    <w:basedOn w:val="Ttulo1"/>
+    <w:next w:val="Normal"/>
+    <w:uiPriority w:val="39"/>
+    <w:unhideWhenUsed/>
+    <w:qFormat/>
+    <w:rsid w:val="002712B2"/>
+    <w:pPr>
+      <w:spacing w:before="240" w:after="0" w:line="259" w:lineRule="auto"/>
+      <w:outlineLvl w:val="9"/>
+    </w:pPr>
+    <w:rPr>
+      <w:kern w:val="0"/>
+      <w:sz w:val="32"/>
+      <w:szCs w:val="32"/>
+      <w:lang w:eastAsia="es-CO"/>
+      <w14:ligatures w14:val="none"/>
+    </w:rPr>
+  </w:style>
+  <w:style w:type="paragraph" w:styleId="TDC1">
+    <w:name w:val="toc 1"/>
+    <w:basedOn w:val="Normal"/>
+    <w:next w:val="Normal"/>
+    <w:autoRedefine/>
+    <w:uiPriority w:val="39"/>
+    <w:unhideWhenUsed/>
+    <w:rsid w:val="002712B2"/>
+    <w:pPr>
+      <w:spacing w:after="100"/>
+    </w:pPr>
+  </w:style>
+  <w:style w:type="paragraph" w:styleId="TDC2">
+    <w:name w:val="toc 2"/>
+    <w:basedOn w:val="Normal"/>
+    <w:next w:val="Normal"/>
+    <w:autoRedefine/>
+    <w:uiPriority w:val="39"/>
+    <w:unhideWhenUsed/>
+    <w:rsid w:val="002712B2"/>
+    <w:pPr>
+      <w:spacing w:after="100"/>
+      <w:ind w:left="240"/>
+    </w:pPr>
   </w:style>
 </w:styles>
 </file>
@@ -1756,4 +2780,16 @@
     </a:ext>
   </a:extLst>
 </a:theme>
+</file>
+
+<file path=customXml/item1.xml><?xml version="1.0" encoding="utf-8"?>
+<b:Sources xmlns:b="http://schemas.openxmlformats.org/officeDocument/2006/bibliography" xmlns="http://schemas.openxmlformats.org/officeDocument/2006/bibliography" SelectedStyle="\APASixthEditionOfficeOnline.xsl" StyleName="APA" Version="6"/>
+</file>
+
+<file path=customXml/itemProps1.xml><?xml version="1.0" encoding="utf-8"?>
+<ds:datastoreItem xmlns:ds="http://schemas.openxmlformats.org/officeDocument/2006/customXml" ds:itemID="{65F63842-3D4D-4A5D-9520-BD6AB53F5F3F}">
+  <ds:schemaRefs>
+    <ds:schemaRef ds:uri="http://schemas.openxmlformats.org/officeDocument/2006/bibliography"/>
+  </ds:schemaRefs>
+</ds:datastoreItem>
 </file>